--- a/cv/Soyli_Sahedova_CV.docx
+++ b/cv/Soyli_Sahedova_CV.docx
@@ -738,55 +738,6 @@
           <w:szCs w:val="21"/>
         </w:rPr>
         <w:t xml:space="preserve">Provide end-to-end graphic design and 2D motion graphics for founders and small businesses, turning briefs into scroll-stopping social creative, ad sets and brand assets.</w:t>
-      </w:r>
-    </w:p>
-    <w:p>
-      <w:pPr>
-        <w:pStyle w:val="ListParagraph"/>
-        <w:numPr>
-          <w:ilvl w:val="0"/>
-          <w:numId w:val="2"/>
-        </w:numPr>
-        <w:spacing w:after="40" w:line="260"/>
-      </w:pPr>
-      <w:r>
-        <w:rPr>
-          <w:rFonts w:ascii="Arial" w:cs="Arial" w:eastAsia="Arial" w:hAnsi="Arial"/>
-          <w:b w:val="false"/>
-          <w:bCs w:val="false"/>
-          <w:i w:val="false"/>
-          <w:iCs w:val="false"/>
-          <w:color w:val="1B1915"/>
-          <w:sz w:val="21"/>
-          <w:szCs w:val="21"/>
-        </w:rPr>
-        <w:t xml:space="preserve">Selected client </w:t>
-      </w:r>
-      <w:r>
-        <w:rPr>
-          <w:rFonts w:ascii="Arial" w:cs="Arial" w:eastAsia="Arial" w:hAnsi="Arial"/>
-          <w:b/>
-          <w:bCs/>
-          <w:i w:val="false"/>
-          <w:iCs w:val="false"/>
-          <w:color w:val="1B1915"/>
-          <w:sz w:val="21"/>
-          <w:szCs w:val="21"/>
-        </w:rPr>
-        <w:t xml:space="preserve">Toyota BYY (@toyota_byy)</w:t>
-      </w:r>
-      <w:r>
-        <w:rPr>
-          <w:rFonts w:ascii="Arial" w:cs="Arial" w:eastAsia="Arial" w:hAnsi="Arial"/>
-          <w:b w:val="false"/>
-          <w:bCs w:val="false"/>
-          <w:i w:val="false"/>
-          <w:iCs w:val="false"/>
-          <w:color w:val="1B1915"/>
-          <w:sz w:val="21"/>
-          <w:szCs w:val="21"/>
-        </w:rPr>
-        <w:t xml:space="preserve">: designed posts and ad creatives and set up Meta (Instagram &amp; Facebook) ad campaigns — audiences, placements and budgets — driving reach and engagement.</w:t>
       </w:r>
     </w:p>
     <w:p>

--- a/cv/Soyli_Sahedova_CV.docx
+++ b/cv/Soyli_Sahedova_CV.docx
@@ -313,7 +313,7 @@
           <w:sz w:val="21"/>
           <w:szCs w:val="21"/>
         </w:rPr>
-        <w:t xml:space="preserve">Creative Director  —  </w:t>
+        <w:t xml:space="preserve">Digital Marketing Specialist  —  </w:t>
       </w:r>
       <w:r>
         <w:rPr>

--- a/cv/Soyli_Sahedova_CV.docx
+++ b/cv/Soyli_Sahedova_CV.docx
@@ -236,7 +236,7 @@
           <w:sz w:val="21"/>
           <w:szCs w:val="21"/>
         </w:rPr>
-        <w:t xml:space="preserve">Creative marketing specialist and designer with 5+ years of experience turning complex ideas into engaging visual narratives. I combine high-end graphic design and 2D motion graphics with full-funnel digital marketing — social media strategy, paid media (Meta &amp; Google Ads), SEO, email automation and AI-driven workflows — to grow brands with measurable, revenue-focused results.</w:t>
+        <w:t xml:space="preserve">Digital marketing specialist and designer with 5+ years of experience who owns the whole journey from strategy to sales. I start by building a full marketing plan for the business, then create the visuals and high-end 2D motion graphics that bring it to life, and run it as paid campaigns on Meta ads — from audience and creative to budgets and optimisation. One person, the complete funnel: plan it, design it, launch it, and grow it with measurable, revenue-focused results.</w:t>
       </w:r>
     </w:p>
     <w:p>

--- a/cv/Soyli_Sahedova_CV.docx
+++ b/cv/Soyli_Sahedova_CV.docx
@@ -486,7 +486,7 @@
           <w:sz w:val="21"/>
           <w:szCs w:val="21"/>
         </w:rPr>
-        <w:t xml:space="preserve"> through organic social and Reddit outreach.</w:t>
+        <w:t xml:space="preserve"> through organic social.</w:t>
       </w:r>
     </w:p>
     <w:p>
@@ -1172,20 +1172,92 @@
           <w:sz w:val="21"/>
           <w:szCs w:val="21"/>
         </w:rPr>
-        <w:t xml:space="preserve">Google Digital Marketing Certificate</w:t>
-      </w:r>
-      <w:r>
-        <w:rPr>
-          <w:rFonts w:ascii="Arial" w:cs="Arial" w:eastAsia="Arial" w:hAnsi="Arial"/>
-          <w:b w:val="false"/>
-          <w:bCs w:val="false"/>
-          <w:i w:val="false"/>
-          <w:iCs w:val="false"/>
-          <w:color w:val="1B1915"/>
-          <w:sz w:val="21"/>
-          <w:szCs w:val="21"/>
-        </w:rPr>
-        <w:t xml:space="preserve"> — Coursera. SEO, paid media, analytics, email marketing and full-funnel strategy (two certificates earned).</w:t>
+        <w:t xml:space="preserve">Foundations of Digital Marketing and E-commerce</w:t>
+      </w:r>
+      <w:r>
+        <w:rPr>
+          <w:rFonts w:ascii="Arial" w:cs="Arial" w:eastAsia="Arial" w:hAnsi="Arial"/>
+          <w:b w:val="false"/>
+          <w:bCs w:val="false"/>
+          <w:i w:val="false"/>
+          <w:iCs w:val="false"/>
+          <w:color w:val="1B1915"/>
+          <w:sz w:val="21"/>
+          <w:szCs w:val="21"/>
+        </w:rPr>
+        <w:t xml:space="preserve"> — Google, via Coursera (Jul 2026) · Credential ID 87MSN1234K9L</w:t>
+      </w:r>
+    </w:p>
+    <w:p>
+      <w:pPr>
+        <w:pStyle w:val="ListParagraph"/>
+        <w:numPr>
+          <w:ilvl w:val="0"/>
+          <w:numId w:val="2"/>
+        </w:numPr>
+        <w:spacing w:after="40" w:line="260"/>
+      </w:pPr>
+      <w:r>
+        <w:rPr>
+          <w:rFonts w:ascii="Arial" w:cs="Arial" w:eastAsia="Arial" w:hAnsi="Arial"/>
+          <w:b/>
+          <w:bCs/>
+          <w:i w:val="false"/>
+          <w:iCs w:val="false"/>
+          <w:color w:val="1B1915"/>
+          <w:sz w:val="21"/>
+          <w:szCs w:val="21"/>
+        </w:rPr>
+        <w:t xml:space="preserve">Digital Marketing</w:t>
+      </w:r>
+      <w:r>
+        <w:rPr>
+          <w:rFonts w:ascii="Arial" w:cs="Arial" w:eastAsia="Arial" w:hAnsi="Arial"/>
+          <w:b w:val="false"/>
+          <w:bCs w:val="false"/>
+          <w:i w:val="false"/>
+          <w:iCs w:val="false"/>
+          <w:color w:val="1B1915"/>
+          <w:sz w:val="21"/>
+          <w:szCs w:val="21"/>
+        </w:rPr>
+        <w:t xml:space="preserve"> — Illinois Tech, via Coursera (Jul 2026) · Credential ID Y6LUWHGLYZ0W</w:t>
+      </w:r>
+    </w:p>
+    <w:p>
+      <w:pPr>
+        <w:pStyle w:val="ListParagraph"/>
+        <w:numPr>
+          <w:ilvl w:val="0"/>
+          <w:numId w:val="2"/>
+        </w:numPr>
+        <w:spacing w:after="40" w:line="260"/>
+      </w:pPr>
+      <w:r>
+        <w:rPr>
+          <w:rFonts w:ascii="Arial" w:cs="Arial" w:eastAsia="Arial" w:hAnsi="Arial"/>
+          <w:b/>
+          <w:bCs/>
+          <w:i w:val="false"/>
+          <w:iCs w:val="false"/>
+          <w:color w:val="1B1915"/>
+          <w:sz w:val="21"/>
+          <w:szCs w:val="21"/>
+        </w:rPr>
+        <w:t xml:space="preserve">Capstone Project: Digital Marketing and Growth Hacking</w:t>
+      </w:r>
+      <w:r>
+        <w:rPr>
+          <w:rFonts w:ascii="Arial" w:cs="Arial" w:eastAsia="Arial" w:hAnsi="Arial"/>
+          <w:b w:val="false"/>
+          <w:bCs w:val="false"/>
+          <w:i w:val="false"/>
+          <w:iCs w:val="false"/>
+          <w:color w:val="1B1915"/>
+          <w:sz w:val="21"/>
+          <w:szCs w:val="21"/>
+        </w:rPr>
+        <w:t xml:space="preserve"> — IBM, via Coursera (Jul 2026) · Credential ID KNU8XV50HUZX</w:t>
       </w:r>
     </w:p>
     <w:p>

--- a/cv/Soyli_Sahedova_CV.docx
+++ b/cv/Soyli_Sahedova_CV.docx
@@ -970,104 +970,6 @@
           <w:szCs w:val="21"/>
         </w:rPr>
         <w:t xml:space="preserve"> — recognized for consistent, high-impact delivery and reliability.</w:t>
-      </w:r>
-    </w:p>
-    <w:p>
-      <w:pPr>
-        <w:pStyle w:val="ListParagraph"/>
-        <w:numPr>
-          <w:ilvl w:val="0"/>
-          <w:numId w:val="2"/>
-        </w:numPr>
-        <w:spacing w:after="40" w:line="260"/>
-      </w:pPr>
-      <w:r>
-        <w:rPr>
-          <w:rFonts w:ascii="Arial" w:cs="Arial" w:eastAsia="Arial" w:hAnsi="Arial"/>
-          <w:b w:val="false"/>
-          <w:bCs w:val="false"/>
-          <w:i w:val="false"/>
-          <w:iCs w:val="false"/>
-          <w:color w:val="1B1915"/>
-          <w:sz w:val="21"/>
-          <w:szCs w:val="21"/>
-        </w:rPr>
-        <w:t xml:space="preserve">Scaled a US SaaS brand's social presence from zero to </w:t>
-      </w:r>
-      <w:r>
-        <w:rPr>
-          <w:rFonts w:ascii="Arial" w:cs="Arial" w:eastAsia="Arial" w:hAnsi="Arial"/>
-          <w:b/>
-          <w:bCs/>
-          <w:i w:val="false"/>
-          <w:iCs w:val="false"/>
-          <w:color w:val="1B1915"/>
-          <w:sz w:val="21"/>
-          <w:szCs w:val="21"/>
-        </w:rPr>
-        <w:t xml:space="preserve">+2,300% profile activity</w:t>
-      </w:r>
-      <w:r>
-        <w:rPr>
-          <w:rFonts w:ascii="Arial" w:cs="Arial" w:eastAsia="Arial" w:hAnsi="Arial"/>
-          <w:b w:val="false"/>
-          <w:bCs w:val="false"/>
-          <w:i w:val="false"/>
-          <w:iCs w:val="false"/>
-          <w:color w:val="1B1915"/>
-          <w:sz w:val="21"/>
-          <w:szCs w:val="21"/>
-        </w:rPr>
-        <w:t xml:space="preserve"> and </w:t>
-      </w:r>
-      <w:r>
-        <w:rPr>
-          <w:rFonts w:ascii="Arial" w:cs="Arial" w:eastAsia="Arial" w:hAnsi="Arial"/>
-          <w:b/>
-          <w:bCs/>
-          <w:i w:val="false"/>
-          <w:iCs w:val="false"/>
-          <w:color w:val="1B1915"/>
-          <w:sz w:val="21"/>
-          <w:szCs w:val="21"/>
-        </w:rPr>
-        <w:t xml:space="preserve">+684.9% impressions</w:t>
-      </w:r>
-      <w:r>
-        <w:rPr>
-          <w:rFonts w:ascii="Arial" w:cs="Arial" w:eastAsia="Arial" w:hAnsi="Arial"/>
-          <w:b w:val="false"/>
-          <w:bCs w:val="false"/>
-          <w:i w:val="false"/>
-          <w:iCs w:val="false"/>
-          <w:color w:val="1B1915"/>
-          <w:sz w:val="21"/>
-          <w:szCs w:val="21"/>
-        </w:rPr>
-        <w:t xml:space="preserve"> in 30 days.</w:t>
-      </w:r>
-    </w:p>
-    <w:p>
-      <w:pPr>
-        <w:pStyle w:val="ListParagraph"/>
-        <w:numPr>
-          <w:ilvl w:val="0"/>
-          <w:numId w:val="2"/>
-        </w:numPr>
-        <w:spacing w:after="40" w:line="260"/>
-      </w:pPr>
-      <w:r>
-        <w:rPr>
-          <w:rFonts w:ascii="Arial" w:cs="Arial" w:eastAsia="Arial" w:hAnsi="Arial"/>
-          <w:b w:val="false"/>
-          <w:bCs w:val="false"/>
-          <w:i w:val="false"/>
-          <w:iCs w:val="false"/>
-          <w:color w:val="1B1915"/>
-          <w:sz w:val="21"/>
-          <w:szCs w:val="21"/>
-        </w:rPr>
-        <w:t xml:space="preserve">Built AI marketing-automation workflows (n8n + Google Gemini) that generate lead lists, personalized outreach and full growth plans automatically.</w:t>
       </w:r>
     </w:p>
     <w:p>

--- a/cv/Soyli_Sahedova_CV.docx
+++ b/cv/Soyli_Sahedova_CV.docx
@@ -395,98 +395,98 @@
           <w:sz w:val="21"/>
           <w:szCs w:val="21"/>
         </w:rPr>
-        <w:t xml:space="preserve">+684.9% LinkedIn impressions in 30 days</w:t>
-      </w:r>
-      <w:r>
-        <w:rPr>
-          <w:rFonts w:ascii="Arial" w:cs="Arial" w:eastAsia="Arial" w:hAnsi="Arial"/>
-          <w:b w:val="false"/>
-          <w:bCs w:val="false"/>
-          <w:i w:val="false"/>
-          <w:iCs w:val="false"/>
-          <w:color w:val="1B1915"/>
-          <w:sz w:val="21"/>
-          <w:szCs w:val="21"/>
-        </w:rPr>
-        <w:t xml:space="preserve">, </w:t>
-      </w:r>
-      <w:r>
-        <w:rPr>
-          <w:rFonts w:ascii="Arial" w:cs="Arial" w:eastAsia="Arial" w:hAnsi="Arial"/>
-          <w:b/>
-          <w:bCs/>
-          <w:i w:val="false"/>
-          <w:iCs w:val="false"/>
-          <w:color w:val="1B1915"/>
-          <w:sz w:val="21"/>
-          <w:szCs w:val="21"/>
-        </w:rPr>
-        <w:t xml:space="preserve">5.6% engagement rate</w:t>
-      </w:r>
-      <w:r>
-        <w:rPr>
-          <w:rFonts w:ascii="Arial" w:cs="Arial" w:eastAsia="Arial" w:hAnsi="Arial"/>
-          <w:b w:val="false"/>
-          <w:bCs w:val="false"/>
-          <w:i w:val="false"/>
-          <w:iCs w:val="false"/>
-          <w:color w:val="1B1915"/>
-          <w:sz w:val="21"/>
-          <w:szCs w:val="21"/>
-        </w:rPr>
-        <w:t xml:space="preserve">, </w:t>
-      </w:r>
-      <w:r>
-        <w:rPr>
-          <w:rFonts w:ascii="Arial" w:cs="Arial" w:eastAsia="Arial" w:hAnsi="Arial"/>
-          <w:b/>
-          <w:bCs/>
-          <w:i w:val="false"/>
-          <w:iCs w:val="false"/>
-          <w:color w:val="1B1915"/>
-          <w:sz w:val="21"/>
-          <w:szCs w:val="21"/>
-        </w:rPr>
-        <w:t xml:space="preserve">+2,300% Instagram profile activity</w:t>
-      </w:r>
-      <w:r>
-        <w:rPr>
-          <w:rFonts w:ascii="Arial" w:cs="Arial" w:eastAsia="Arial" w:hAnsi="Arial"/>
-          <w:b w:val="false"/>
-          <w:bCs w:val="false"/>
-          <w:i w:val="false"/>
-          <w:iCs w:val="false"/>
-          <w:color w:val="1B1915"/>
-          <w:sz w:val="21"/>
-          <w:szCs w:val="21"/>
-        </w:rPr>
-        <w:t xml:space="preserve"> and </w:t>
-      </w:r>
-      <w:r>
-        <w:rPr>
-          <w:rFonts w:ascii="Arial" w:cs="Arial" w:eastAsia="Arial" w:hAnsi="Arial"/>
-          <w:b/>
-          <w:bCs/>
-          <w:i w:val="false"/>
-          <w:iCs w:val="false"/>
-          <w:color w:val="1B1915"/>
-          <w:sz w:val="21"/>
-          <w:szCs w:val="21"/>
-        </w:rPr>
-        <w:t xml:space="preserve">+3,033% profile visits</w:t>
-      </w:r>
-      <w:r>
-        <w:rPr>
-          <w:rFonts w:ascii="Arial" w:cs="Arial" w:eastAsia="Arial" w:hAnsi="Arial"/>
-          <w:b w:val="false"/>
-          <w:bCs w:val="false"/>
-          <w:i w:val="false"/>
-          <w:iCs w:val="false"/>
-          <w:color w:val="1B1915"/>
-          <w:sz w:val="21"/>
-          <w:szCs w:val="21"/>
-        </w:rPr>
-        <w:t xml:space="preserve"> through organic social.</w:t>
+        <w:t xml:space="preserve">+684.9% LinkedIn reach</w:t>
+      </w:r>
+      <w:r>
+        <w:rPr>
+          <w:rFonts w:ascii="Arial" w:cs="Arial" w:eastAsia="Arial" w:hAnsi="Arial"/>
+          <w:b w:val="false"/>
+          <w:bCs w:val="false"/>
+          <w:i w:val="false"/>
+          <w:iCs w:val="false"/>
+          <w:color w:val="1B1915"/>
+          <w:sz w:val="21"/>
+          <w:szCs w:val="21"/>
+        </w:rPr>
+        <w:t xml:space="preserve"> in 30 days, plus </w:t>
+      </w:r>
+      <w:r>
+        <w:rPr>
+          <w:rFonts w:ascii="Arial" w:cs="Arial" w:eastAsia="Arial" w:hAnsi="Arial"/>
+          <w:b/>
+          <w:bCs/>
+          <w:i w:val="false"/>
+          <w:iCs w:val="false"/>
+          <w:color w:val="1B1915"/>
+          <w:sz w:val="21"/>
+          <w:szCs w:val="21"/>
+        </w:rPr>
+        <w:t xml:space="preserve">+396% Instagram reach</w:t>
+      </w:r>
+      <w:r>
+        <w:rPr>
+          <w:rFonts w:ascii="Arial" w:cs="Arial" w:eastAsia="Arial" w:hAnsi="Arial"/>
+          <w:b w:val="false"/>
+          <w:bCs w:val="false"/>
+          <w:i w:val="false"/>
+          <w:iCs w:val="false"/>
+          <w:color w:val="1B1915"/>
+          <w:sz w:val="21"/>
+          <w:szCs w:val="21"/>
+        </w:rPr>
+        <w:t xml:space="preserve"> (932 accounts), </w:t>
+      </w:r>
+      <w:r>
+        <w:rPr>
+          <w:rFonts w:ascii="Arial" w:cs="Arial" w:eastAsia="Arial" w:hAnsi="Arial"/>
+          <w:b/>
+          <w:bCs/>
+          <w:i w:val="false"/>
+          <w:iCs w:val="false"/>
+          <w:color w:val="1B1915"/>
+          <w:sz w:val="21"/>
+          <w:szCs w:val="21"/>
+        </w:rPr>
+        <w:t xml:space="preserve">+298% content views</w:t>
+      </w:r>
+      <w:r>
+        <w:rPr>
+          <w:rFonts w:ascii="Arial" w:cs="Arial" w:eastAsia="Arial" w:hAnsi="Arial"/>
+          <w:b w:val="false"/>
+          <w:bCs w:val="false"/>
+          <w:i w:val="false"/>
+          <w:iCs w:val="false"/>
+          <w:color w:val="1B1915"/>
+          <w:sz w:val="21"/>
+          <w:szCs w:val="21"/>
+        </w:rPr>
+        <w:t xml:space="preserve"> (2.8K) and </w:t>
+      </w:r>
+      <w:r>
+        <w:rPr>
+          <w:rFonts w:ascii="Arial" w:cs="Arial" w:eastAsia="Arial" w:hAnsi="Arial"/>
+          <w:b/>
+          <w:bCs/>
+          <w:i w:val="false"/>
+          <w:iCs w:val="false"/>
+          <w:color w:val="1B1915"/>
+          <w:sz w:val="21"/>
+          <w:szCs w:val="21"/>
+        </w:rPr>
+        <w:t xml:space="preserve">+181% content interactions</w:t>
+      </w:r>
+      <w:r>
+        <w:rPr>
+          <w:rFonts w:ascii="Arial" w:cs="Arial" w:eastAsia="Arial" w:hAnsi="Arial"/>
+          <w:b w:val="false"/>
+          <w:bCs w:val="false"/>
+          <w:i w:val="false"/>
+          <w:iCs w:val="false"/>
+          <w:color w:val="1B1915"/>
+          <w:sz w:val="21"/>
+          <w:szCs w:val="21"/>
+        </w:rPr>
+        <w:t xml:space="preserve"> (205) — all through organic social.</w:t>
       </w:r>
     </w:p>
     <w:p>

--- a/cv/Soyli_Sahedova_CV.docx
+++ b/cv/Soyli_Sahedova_CV.docx
@@ -395,7 +395,7 @@
           <w:sz w:val="21"/>
           <w:szCs w:val="21"/>
         </w:rPr>
-        <w:t xml:space="preserve">+684.9% LinkedIn reach</w:t>
+        <w:t xml:space="preserve">+684.9% LinkedIn impressions</w:t>
       </w:r>
       <w:r>
         <w:rPr>

--- a/cv/Soyli_Sahedova_CV.docx
+++ b/cv/Soyli_Sahedova_CV.docx
@@ -92,7 +92,7 @@
           <w:color w:val="1B1915"/>
           <w:sz w:val="18"/>
         </w:rPr>
-        <w:t>Ashgabat, Turkmenistan — Open to Remote / Worldwide</w:t>
+        <w:t>Ho Chi Minh City, Vietnam — Open to Remote / Worldwide</w:t>
       </w:r>
     </w:p>
     <w:p>

--- a/cv/Soyli_Sahedova_CV.docx
+++ b/cv/Soyli_Sahedova_CV.docx
@@ -778,6 +778,35 @@
     <w:p>
       <w:pPr>
         <w:pStyle w:val="ListBullet"/>
+        <w:spacing w:after="20" w:line="252" w:lineRule="auto"/>
+      </w:pPr>
+      <w:r>
+        <w:rPr>
+          <w:b/>
+          <w:sz w:val="19"/>
+        </w:rPr>
+        <w:t>EF SET English Certificate — C2 Proficient (86/100)</w:t>
+      </w:r>
+      <w:r>
+        <w:rPr>
+          <w:sz w:val="19"/>
+        </w:rPr>
+        <w:t xml:space="preserve"> — EF Standard English Test, Aug 2026 · </w:t>
+      </w:r>
+      <w:hyperlink r:id="rId13">
+        <w:r>
+          <w:rPr>
+            <w:color w:val="8A6414"/>
+            <w:u w:val="single"/>
+            <w:sz w:val="18"/>
+          </w:rPr>
+          <w:t xml:space="preserve">cert.efset.org/chQboN</w:t>
+        </w:r>
+      </w:hyperlink>
+    </w:p>
+    <w:p>
+      <w:pPr>
+        <w:pStyle w:val="ListBullet"/>
         <w:spacing w:before="0" w:after="20"/>
       </w:pPr>
       <w:r>
@@ -906,7 +935,7 @@
           <w:color w:val="1B1915"/>
           <w:sz w:val="19"/>
         </w:rPr>
-        <w:t>English — Professional working · Turkmen — Native · Russian — Fluent · Turkish — Fluent</w:t>
+        <w:t>English — C2 Proficient (EF SET 86/100) · Turkmen — Native · Russian — Fluent · Turkish — Fluent</w:t>
       </w:r>
     </w:p>
     <w:sectPr>

--- a/cv/Soyli_Sahedova_CV.docx
+++ b/cv/Soyli_Sahedova_CV.docx
@@ -13,7 +13,7 @@
           <w:color w:val="1B1915"/>
           <w:sz w:val="40"/>
         </w:rPr>
-        <w:t>SOYLI SAHEDOVA</w:t>
+        <w:t>SOYLI (SOPHIE) SAHEDOVA</w:t>
       </w:r>
     </w:p>
     <w:p>

--- a/cv/Soyli_Sahedova_CV.docx
+++ b/cv/Soyli_Sahedova_CV.docx
@@ -69,7 +69,7 @@
           <w:color w:val="1B1915"/>
           <w:sz w:val="18"/>
         </w:rPr>
-        <w:t>+993 65 82-11-18</w:t>
+        <w:t>+84 931 806 573</w:t>
       </w:r>
     </w:p>
     <w:p>
@@ -92,7 +92,7 @@
           <w:color w:val="1B1915"/>
           <w:sz w:val="18"/>
         </w:rPr>
-        <w:t>Ho Chi Minh City, Vietnam — Open to Remote / Worldwide</w:t>
+        <w:t>Ho Chi Minh City, Vietnam — On-site / Hybrid / Remote</w:t>
       </w:r>
     </w:p>
     <w:p>

--- a/cv/Soyli_Sahedova_CV.docx
+++ b/cv/Soyli_Sahedova_CV.docx
@@ -137,6 +137,20 @@
           <w:t xml:space="preserve">https://behance.net/soylisahedova</w:t>
         </w:r>
       </w:hyperlink>
+      <w:r>
+        <w:rPr>
+          <w:b/>
+          <w:sz w:val="18"/>
+        </w:rPr>
+        <w:t xml:space="preserve">   ·   Portfolio: </w:t>
+      </w:r>
+      <w:r>
+        <w:rPr>
+          <w:color w:val="867F72"/>
+          <w:sz w:val="18"/>
+        </w:rPr>
+        <w:t>(link coming soon)</w:t>
+      </w:r>
     </w:p>
     <w:p>
       <w:pPr>

--- a/cv/Soyli_Sahedova_CV.docx
+++ b/cv/Soyli_Sahedova_CV.docx
@@ -149,8 +149,17 @@
           <w:color w:val="867F72"/>
           <w:sz w:val="18"/>
         </w:rPr>
-        <w:t>(link coming soon)</w:t>
       </w:r>
+      <w:hyperlink r:id="rId14">
+        <w:r>
+          <w:rPr>
+            <w:color w:val="8A6414"/>
+            <w:u w:val="single"/>
+            <w:sz w:val="18"/>
+          </w:rPr>
+          <w:t xml:space="preserve">https://soylishportfolio.netlify.app</w:t>
+        </w:r>
+      </w:hyperlink>
     </w:p>
     <w:p>
       <w:pPr>

--- a/cv/Soyli_Sahedova_CV.docx
+++ b/cv/Soyli_Sahedova_CV.docx
@@ -10,10 +10,10 @@
         <w:rPr>
           <w:b/>
           <w:i w:val="0"/>
-          <w:color w:val="1B1915"/>
+          <w:color w:val="1A1A1A"/>
           <w:sz w:val="40"/>
         </w:rPr>
-        <w:t>SOYLI (SOPHIE) SAHEDOVA</w:t>
+        <w:t>Soyli (Sophie) Sahedova</w:t>
       </w:r>
     </w:p>
     <w:p>
@@ -24,7 +24,7 @@
         <w:rPr>
           <w:b/>
           <w:i w:val="0"/>
-          <w:color w:val="8A6414"/>
+          <w:color w:val="333333"/>
           <w:sz w:val="22"/>
         </w:rPr>
         <w:t>Digital Marketing Specialist · Graphic &amp; Motion Designer</w:t>
@@ -32,13 +32,13 @@
     </w:p>
     <w:p>
       <w:pPr>
-        <w:spacing w:before="0" w:after="0" w:line="252" w:lineRule="auto"/>
+        <w:spacing w:before="0" w:after="0" w:line="264" w:lineRule="auto"/>
       </w:pPr>
       <w:r>
         <w:rPr>
           <w:b/>
           <w:i w:val="0"/>
-          <w:color w:val="1B1915"/>
+          <w:color w:val="1A1A1A"/>
           <w:sz w:val="18"/>
         </w:rPr>
         <w:t xml:space="preserve">Email: </w:t>
@@ -46,7 +46,7 @@
       <w:hyperlink r:id="rId9">
         <w:r>
           <w:rPr>
-            <w:color w:val="8A6414"/>
+            <w:color w:val="12457A"/>
             <w:u w:val="single"/>
             <w:sz w:val="18"/>
           </w:rPr>
@@ -57,16 +57,16 @@
         <w:rPr>
           <w:b/>
           <w:i w:val="0"/>
-          <w:color w:val="1B1915"/>
+          <w:color w:val="1A1A1A"/>
           <w:sz w:val="18"/>
         </w:rPr>
-        <w:t xml:space="preserve">   ·   Phone: </w:t>
+        <w:t xml:space="preserve">   |   Phone: </w:t>
       </w:r>
       <w:r>
         <w:rPr>
           <w:b w:val="0"/>
           <w:i w:val="0"/>
-          <w:color w:val="1B1915"/>
+          <w:color w:val="333333"/>
           <w:sz w:val="18"/>
         </w:rPr>
         <w:t>+84 931 806 573</w:t>
@@ -74,13 +74,13 @@
     </w:p>
     <w:p>
       <w:pPr>
-        <w:spacing w:before="0" w:after="0" w:line="252" w:lineRule="auto"/>
+        <w:spacing w:before="0" w:after="0" w:line="264" w:lineRule="auto"/>
       </w:pPr>
       <w:r>
         <w:rPr>
           <w:b/>
           <w:i w:val="0"/>
-          <w:color w:val="1B1915"/>
+          <w:color w:val="1A1A1A"/>
           <w:sz w:val="18"/>
         </w:rPr>
         <w:t xml:space="preserve">Location: </w:t>
@@ -89,7 +89,7 @@
         <w:rPr>
           <w:b w:val="0"/>
           <w:i w:val="0"/>
-          <w:color w:val="1B1915"/>
+          <w:color w:val="333333"/>
           <w:sz w:val="18"/>
         </w:rPr>
         <w:t>Ho Chi Minh City, Vietnam — On-site / Hybrid / Remote</w:t>
@@ -97,106 +97,78 @@
     </w:p>
     <w:p>
       <w:pPr>
-        <w:spacing w:before="0" w:after="0" w:line="252" w:lineRule="auto"/>
+        <w:spacing w:before="0" w:after="40" w:line="264" w:lineRule="auto"/>
       </w:pPr>
       <w:r>
         <w:rPr>
           <w:b/>
           <w:i w:val="0"/>
-          <w:color w:val="1B1915"/>
+          <w:color w:val="1A1A1A"/>
           <w:sz w:val="18"/>
         </w:rPr>
-        <w:t xml:space="preserve">LinkedIn: </w:t>
+        <w:t xml:space="preserve">Portfolio: </w:t>
       </w:r>
       <w:hyperlink r:id="rId10">
         <w:r>
           <w:rPr>
-            <w:color w:val="8A6414"/>
+            <w:color w:val="12457A"/>
             <w:u w:val="single"/>
             <w:sz w:val="18"/>
           </w:rPr>
-          <w:t xml:space="preserve">https://linkedin.com/in/soyli-sahedova</w:t>
+          <w:t xml:space="preserve">soylishportfolio.netlify.app</w:t>
         </w:r>
       </w:hyperlink>
       <w:r>
         <w:rPr>
           <w:b/>
           <w:i w:val="0"/>
-          <w:color w:val="1B1915"/>
+          <w:color w:val="1A1A1A"/>
           <w:sz w:val="18"/>
         </w:rPr>
-        <w:t xml:space="preserve">   ·   Behance: </w:t>
+        <w:t xml:space="preserve">   |   LinkedIn: </w:t>
       </w:r>
       <w:hyperlink r:id="rId11">
         <w:r>
           <w:rPr>
-            <w:color w:val="8A6414"/>
+            <w:color w:val="12457A"/>
             <w:u w:val="single"/>
             <w:sz w:val="18"/>
           </w:rPr>
-          <w:t xml:space="preserve">https://behance.net/soylisahedova</w:t>
+          <w:t xml:space="preserve">linkedin.com/in/soyli-sahedova</w:t>
         </w:r>
       </w:hyperlink>
       <w:r>
         <w:rPr>
           <w:b/>
+          <w:i w:val="0"/>
+          <w:color w:val="1A1A1A"/>
           <w:sz w:val="18"/>
         </w:rPr>
-        <w:t xml:space="preserve">   ·   Portfolio: </w:t>
+        <w:t xml:space="preserve">   |   Behance: </w:t>
       </w:r>
-      <w:r>
-        <w:rPr>
-          <w:color w:val="867F72"/>
-          <w:sz w:val="18"/>
-        </w:rPr>
-      </w:r>
-      <w:hyperlink r:id="rId14">
+      <w:hyperlink r:id="rId12">
         <w:r>
           <w:rPr>
-            <w:color w:val="8A6414"/>
+            <w:color w:val="12457A"/>
             <w:u w:val="single"/>
             <w:sz w:val="18"/>
           </w:rPr>
-          <w:t xml:space="preserve">https://soylishportfolio.netlify.app</w:t>
+          <w:t xml:space="preserve">behance.net/soylisahedova</w:t>
         </w:r>
       </w:hyperlink>
     </w:p>
     <w:p>
       <w:pPr>
-        <w:spacing w:before="0" w:after="40" w:line="252" w:lineRule="auto"/>
-      </w:pPr>
-      <w:r>
-        <w:rPr>
-          <w:b/>
-          <w:i w:val="0"/>
-          <w:color w:val="1B1915"/>
-          <w:sz w:val="18"/>
-        </w:rPr>
-        <w:t xml:space="preserve">Instagram: </w:t>
-      </w:r>
-      <w:hyperlink r:id="rId12">
-        <w:r>
-          <w:rPr>
-            <w:color w:val="8A6414"/>
-            <w:u w:val="single"/>
-            <w:sz w:val="18"/>
-          </w:rPr>
-          <w:t xml:space="preserve">https://instagram.com/soyli_s_11</w:t>
-        </w:r>
-      </w:hyperlink>
-    </w:p>
-    <w:p>
-      <w:pPr>
-        <w:spacing w:before="180" w:after="60"/>
+        <w:spacing w:before="160" w:after="60"/>
         <w:pBdr>
-          <w:bottom w:val="single" w:sz="6" w:space="2" w:color="b4892c"/>
+          <w:bottom w:val="single" w:sz="6" w:space="2" w:color="c9c9c9"/>
         </w:pBdr>
       </w:pPr>
       <w:r>
         <w:rPr>
           <w:b/>
           <w:i w:val="0"/>
-          <w:color w:val="1B1915"/>
+          <w:color w:val="1A1A1A"/>
           <w:sz w:val="22"/>
         </w:rPr>
         <w:t>PROFESSIONAL SUMMARY</w:t>
@@ -210,7 +182,7 @@
         <w:rPr>
           <w:b w:val="0"/>
           <w:i w:val="0"/>
-          <w:color w:val="1B1915"/>
+          <w:color w:val="333333"/>
           <w:sz w:val="19"/>
         </w:rPr>
         <w:t xml:space="preserve">Digital marketing specialist and designer with </w:t>
@@ -219,7 +191,7 @@
         <w:rPr>
           <w:b/>
           <w:i w:val="0"/>
-          <w:color w:val="1B1915"/>
+          <w:color w:val="333333"/>
           <w:sz w:val="19"/>
         </w:rPr>
         <w:t>5+ years of experience</w:t>
@@ -228,7 +200,7 @@
         <w:rPr>
           <w:b w:val="0"/>
           <w:i w:val="0"/>
-          <w:color w:val="1B1915"/>
+          <w:color w:val="333333"/>
           <w:sz w:val="19"/>
         </w:rPr>
         <w:t xml:space="preserve"> who owns the whole journey from strategy to sales — I build the </w:t>
@@ -237,7 +209,7 @@
         <w:rPr>
           <w:b/>
           <w:i w:val="0"/>
-          <w:color w:val="1B1915"/>
+          <w:color w:val="333333"/>
           <w:sz w:val="19"/>
         </w:rPr>
         <w:t>full marketing plan</w:t>
@@ -246,7 +218,7 @@
         <w:rPr>
           <w:b w:val="0"/>
           <w:i w:val="0"/>
-          <w:color w:val="1B1915"/>
+          <w:color w:val="333333"/>
           <w:sz w:val="19"/>
         </w:rPr>
         <w:t xml:space="preserve">, create the </w:t>
@@ -255,7 +227,7 @@
         <w:rPr>
           <w:b/>
           <w:i w:val="0"/>
-          <w:color w:val="1B1915"/>
+          <w:color w:val="333333"/>
           <w:sz w:val="19"/>
         </w:rPr>
         <w:t>visuals and high-end 2D motion graphics</w:t>
@@ -264,7 +236,7 @@
         <w:rPr>
           <w:b w:val="0"/>
           <w:i w:val="0"/>
-          <w:color w:val="1B1915"/>
+          <w:color w:val="333333"/>
           <w:sz w:val="19"/>
         </w:rPr>
         <w:t xml:space="preserve"> that bring it to life, and </w:t>
@@ -273,7 +245,7 @@
         <w:rPr>
           <w:b/>
           <w:i w:val="0"/>
-          <w:color w:val="1B1915"/>
+          <w:color w:val="333333"/>
           <w:sz w:val="19"/>
         </w:rPr>
         <w:t>run it as paid campaigns on Meta ads</w:t>
@@ -282,27 +254,45 @@
         <w:rPr>
           <w:b w:val="0"/>
           <w:i w:val="0"/>
-          <w:color w:val="1B1915"/>
+          <w:color w:val="333333"/>
           <w:sz w:val="19"/>
         </w:rPr>
-        <w:t>. One person, the complete funnel: plan it, design it, launch it, and grow it with measurable, revenue-focused results.</w:t>
+        <w:t>. One person, the complete funnel: plan it, design it, launch it, and grow it with measurable, revenue-focused results. Excellent written English (</w:t>
+      </w:r>
+      <w:r>
+        <w:rPr>
+          <w:b/>
+          <w:i w:val="0"/>
+          <w:color w:val="333333"/>
+          <w:sz w:val="19"/>
+        </w:rPr>
+        <w:t>C2 Proficient, EF SET 86/100</w:t>
+      </w:r>
+      <w:r>
+        <w:rPr>
+          <w:b w:val="0"/>
+          <w:i w:val="0"/>
+          <w:color w:val="333333"/>
+          <w:sz w:val="19"/>
+        </w:rPr>
+        <w:t>).</w:t>
       </w:r>
     </w:p>
     <w:p>
       <w:pPr>
-        <w:spacing w:before="180" w:after="60"/>
+        <w:spacing w:before="160" w:after="60"/>
         <w:pBdr>
-          <w:bottom w:val="single" w:sz="6" w:space="2" w:color="b4892c"/>
+          <w:bottom w:val="single" w:sz="6" w:space="2" w:color="c9c9c9"/>
         </w:pBdr>
       </w:pPr>
       <w:r>
         <w:rPr>
           <w:b/>
           <w:i w:val="0"/>
-          <w:color w:val="1B1915"/>
+          <w:color w:val="1A1A1A"/>
           <w:sz w:val="22"/>
         </w:rPr>
-        <w:t>CORE SKILLS</w:t>
+        <w:t>SKILLS</w:t>
       </w:r>
     </w:p>
     <w:p>
@@ -313,7 +303,7 @@
         <w:rPr>
           <w:b w:val="0"/>
           <w:i w:val="0"/>
-          <w:color w:val="1B1915"/>
+          <w:color w:val="333333"/>
           <w:sz w:val="19"/>
         </w:rPr>
         <w:t>Digital Marketing · Social Media Marketing · Content Strategy · Brand Identity &amp; Branding · Graphic Design · 2D Motion Graphics · Video Editing · Paid Media (Meta &amp; Google Ads) · SEO · Marketing Funnels &amp; Full-Funnel Strategy · Email Marketing &amp; Automation · Marketing Automation (n8n) · AI-Assisted Design · Campaign Management · Copywriting · Analytics &amp; Reporting · Logo &amp; Character Animation · Packaging &amp; Print Design</w:t>
@@ -321,19 +311,19 @@
     </w:p>
     <w:p>
       <w:pPr>
-        <w:spacing w:before="180" w:after="60"/>
+        <w:spacing w:before="160" w:after="60"/>
         <w:pBdr>
-          <w:bottom w:val="single" w:sz="6" w:space="2" w:color="b4892c"/>
+          <w:bottom w:val="single" w:sz="6" w:space="2" w:color="c9c9c9"/>
         </w:pBdr>
       </w:pPr>
       <w:r>
         <w:rPr>
           <w:b/>
           <w:i w:val="0"/>
-          <w:color w:val="1B1915"/>
+          <w:color w:val="1A1A1A"/>
           <w:sz w:val="22"/>
         </w:rPr>
-        <w:t>PROFESSIONAL EXPERIENCE</w:t>
+        <w:t>WORK EXPERIENCE</w:t>
       </w:r>
     </w:p>
     <w:p>
@@ -344,7 +334,7 @@
         <w:rPr>
           <w:b/>
           <w:i w:val="0"/>
-          <w:color w:val="1B1915"/>
+          <w:color w:val="1A1A1A"/>
           <w:sz w:val="20"/>
         </w:rPr>
         <w:t xml:space="preserve">Digital Marketing Specialist </w:t>
@@ -353,7 +343,7 @@
         <w:rPr>
           <w:b/>
           <w:i w:val="0"/>
-          <w:color w:val="8A6414"/>
+          <w:color w:val="333333"/>
           <w:sz w:val="20"/>
         </w:rPr>
         <w:t>— SalesShortcut AI Marketing Agency</w:t>
@@ -367,7 +357,7 @@
         <w:rPr>
           <w:b w:val="0"/>
           <w:i/>
-          <w:color w:val="55504A"/>
+          <w:color w:val="555555"/>
           <w:sz w:val="17"/>
         </w:rPr>
         <w:t>Remote (US) · Apr 2026 – Present</w:t>
@@ -382,7 +372,7 @@
         <w:rPr>
           <w:b w:val="0"/>
           <w:i w:val="0"/>
-          <w:color w:val="1B1915"/>
+          <w:color w:val="333333"/>
           <w:sz w:val="19"/>
         </w:rPr>
         <w:t>Lead brand and marketing direction for a US-based SaaS company, owning social media strategy, creative production and paid campaigns.</w:t>
@@ -397,7 +387,7 @@
         <w:rPr>
           <w:b w:val="0"/>
           <w:i w:val="0"/>
-          <w:color w:val="1B1915"/>
+          <w:color w:val="333333"/>
           <w:sz w:val="19"/>
         </w:rPr>
         <w:t>Grew a brand-new account from zero: +684.9% LinkedIn impressions in 30 days, plus +396% Instagram reach (932 accounts), +298% content views (2.8K) and +181% content interactions (205) — all through organic social.</w:t>
@@ -412,7 +402,7 @@
         <w:rPr>
           <w:b w:val="0"/>
           <w:i w:val="0"/>
-          <w:color w:val="1B1915"/>
+          <w:color w:val="333333"/>
           <w:sz w:val="19"/>
         </w:rPr>
         <w:t>Designed a four-step email outreach sequence and built an automated n8n + AI workflow that finds leads, extracts emails, personalizes each message with AI and sends them — a full lead-generation pipeline.</w:t>
@@ -427,10 +417,10 @@
         <w:rPr>
           <w:b w:val="0"/>
           <w:i w:val="0"/>
-          <w:color w:val="1B1915"/>
+          <w:color w:val="333333"/>
           <w:sz w:val="19"/>
         </w:rPr>
-        <w:t>Built an AI Marketing Agent in n8n (Google Gemini) that analyzes a business, its competitors and niche, then returns a marketing funnel, promotion plan and first 10 growth steps.</w:t>
+        <w:t>Built an AI Marketing Agent in n8n that analyzes a business, its competitors and niche, then returns a marketing funnel, promotion plan and first 10 growth steps.</w:t>
       </w:r>
     </w:p>
     <w:p>
@@ -441,7 +431,7 @@
         <w:rPr>
           <w:b/>
           <w:i w:val="0"/>
-          <w:color w:val="1B1915"/>
+          <w:color w:val="1A1A1A"/>
           <w:sz w:val="20"/>
         </w:rPr>
         <w:t xml:space="preserve">Motion Designer </w:t>
@@ -450,7 +440,7 @@
         <w:rPr>
           <w:b/>
           <w:i w:val="0"/>
-          <w:color w:val="8A6414"/>
+          <w:color w:val="333333"/>
           <w:sz w:val="20"/>
         </w:rPr>
         <w:t>— Great Silk Road Network</w:t>
@@ -464,7 +454,7 @@
         <w:rPr>
           <w:b w:val="0"/>
           <w:i/>
-          <w:color w:val="55504A"/>
+          <w:color w:val="555555"/>
           <w:sz w:val="17"/>
         </w:rPr>
         <w:t>Ashgabat, Turkmenistan · Mar 2026 – Present</w:t>
@@ -479,10 +469,10 @@
         <w:rPr>
           <w:b w:val="0"/>
           <w:i w:val="0"/>
-          <w:color w:val="1B1915"/>
+          <w:color w:val="333333"/>
           <w:sz w:val="19"/>
         </w:rPr>
-        <w:t>Produce 2D motion graphics, logo animations and social video content for brand campaigns.</w:t>
+        <w:t>Produce 2D motion graphics, logo animations and social video content for brand campaigns across DHL Turkmenistan, GSR Network and Toyota BYY.</w:t>
       </w:r>
     </w:p>
     <w:p>
@@ -494,10 +484,10 @@
         <w:rPr>
           <w:b w:val="0"/>
           <w:i w:val="0"/>
-          <w:color w:val="1B1915"/>
+          <w:color w:val="333333"/>
           <w:sz w:val="19"/>
         </w:rPr>
-        <w:t>Deliver daily motion and static creative aligned to content calendars and publishing schedules.</w:t>
+        <w:t>Run paid Meta (Facebook / Instagram) campaigns and deliver daily motion and static creative aligned to content calendars.</w:t>
       </w:r>
     </w:p>
     <w:p>
@@ -508,7 +498,7 @@
         <w:rPr>
           <w:b/>
           <w:i w:val="0"/>
-          <w:color w:val="1B1915"/>
+          <w:color w:val="1A1A1A"/>
           <w:sz w:val="20"/>
         </w:rPr>
         <w:t xml:space="preserve">Graphic &amp; Motion Designer </w:t>
@@ -517,7 +507,7 @@
         <w:rPr>
           <w:b/>
           <w:i w:val="0"/>
-          <w:color w:val="8A6414"/>
+          <w:color w:val="333333"/>
           <w:sz w:val="20"/>
         </w:rPr>
         <w:t>— Freelance</w:t>
@@ -531,7 +521,7 @@
         <w:rPr>
           <w:b w:val="0"/>
           <w:i/>
-          <w:color w:val="55504A"/>
+          <w:color w:val="555555"/>
           <w:sz w:val="17"/>
         </w:rPr>
         <w:t>Remote · Jan 2026 – Present</w:t>
@@ -546,7 +536,7 @@
         <w:rPr>
           <w:b w:val="0"/>
           <w:i w:val="0"/>
-          <w:color w:val="1B1915"/>
+          <w:color w:val="333333"/>
           <w:sz w:val="19"/>
         </w:rPr>
         <w:t>Provide end-to-end graphic design and 2D motion graphics for founders and small businesses, turning briefs into scroll-stopping social creative, ad sets and brand assets.</w:t>
@@ -560,7 +550,7 @@
         <w:rPr>
           <w:b/>
           <w:i w:val="0"/>
-          <w:color w:val="1B1915"/>
+          <w:color w:val="1A1A1A"/>
           <w:sz w:val="20"/>
         </w:rPr>
         <w:t xml:space="preserve">Graphic &amp; Motion Designer </w:t>
@@ -569,7 +559,7 @@
         <w:rPr>
           <w:b/>
           <w:i w:val="0"/>
-          <w:color w:val="8A6414"/>
+          <w:color w:val="333333"/>
           <w:sz w:val="20"/>
         </w:rPr>
         <w:t>— 100haryt.com (E-commerce)</w:t>
@@ -583,7 +573,7 @@
         <w:rPr>
           <w:b w:val="0"/>
           <w:i/>
-          <w:color w:val="55504A"/>
+          <w:color w:val="555555"/>
           <w:sz w:val="17"/>
         </w:rPr>
         <w:t>Ashgabat, Turkmenistan · Jun 2023 – Jan 2026</w:t>
@@ -598,10 +588,10 @@
         <w:rPr>
           <w:b w:val="0"/>
           <w:i w:val="0"/>
-          <w:color w:val="1B1915"/>
+          <w:color w:val="333333"/>
           <w:sz w:val="19"/>
         </w:rPr>
-        <w:t>Designed landing-page banners, promotional creatives and daily social media posts for an e-commerce marketplace.</w:t>
+        <w:t>Designed landing-page banners, promotional creatives and daily social media posts for a 100,000+ product e-commerce marketplace.</w:t>
       </w:r>
     </w:p>
     <w:p>
@@ -613,10 +603,10 @@
         <w:rPr>
           <w:b w:val="0"/>
           <w:i w:val="0"/>
-          <w:color w:val="1B1915"/>
+          <w:color w:val="333333"/>
           <w:sz w:val="19"/>
         </w:rPr>
-        <w:t>Produced full-funnel social content and paid-ad creative that supported brand visibility and sales.</w:t>
+        <w:t>Produced full-funnel social content and paid-ad creative that supported brand visibility and sales. Named Employee of the Year (2024).</w:t>
       </w:r>
     </w:p>
     <w:p>
@@ -627,7 +617,7 @@
         <w:rPr>
           <w:b/>
           <w:i w:val="0"/>
-          <w:color w:val="1B1915"/>
+          <w:color w:val="1A1A1A"/>
           <w:sz w:val="20"/>
         </w:rPr>
         <w:t xml:space="preserve">Graphic Designer </w:t>
@@ -636,7 +626,7 @@
         <w:rPr>
           <w:b/>
           <w:i w:val="0"/>
-          <w:color w:val="8A6414"/>
+          <w:color w:val="333333"/>
           <w:sz w:val="20"/>
         </w:rPr>
         <w:t>— Taze Market (E-commerce)</w:t>
@@ -650,7 +640,7 @@
         <w:rPr>
           <w:b w:val="0"/>
           <w:i/>
-          <w:color w:val="55504A"/>
+          <w:color w:val="555555"/>
           <w:sz w:val="17"/>
         </w:rPr>
         <w:t>Ashgabat, Turkmenistan · May 2021 – Mar 2023</w:t>
@@ -665,80 +655,24 @@
         <w:rPr>
           <w:b w:val="0"/>
           <w:i w:val="0"/>
-          <w:color w:val="1B1915"/>
+          <w:color w:val="333333"/>
           <w:sz w:val="19"/>
         </w:rPr>
-        <w:t>Created social media ads, promotional graphics and print design for a retail e-commerce brand.</w:t>
+        <w:t>Created social media ads, promotional graphics and print design for a retail e-commerce brand, keeping visuals consistent across digital and printed channels.</w:t>
       </w:r>
     </w:p>
     <w:p>
       <w:pPr>
-        <w:pStyle w:val="ListBullet"/>
-        <w:spacing w:before="0" w:after="20" w:line="252" w:lineRule="auto"/>
-      </w:pPr>
-      <w:r>
-        <w:rPr>
-          <w:b w:val="0"/>
-          <w:i w:val="0"/>
-          <w:color w:val="1B1915"/>
-          <w:sz w:val="19"/>
-        </w:rPr>
-        <w:t>Delivered consistent brand visuals across digital and printed channels.</w:t>
-      </w:r>
-    </w:p>
-    <w:p>
-      <w:pPr>
-        <w:spacing w:before="180" w:after="60"/>
+        <w:spacing w:before="160" w:after="60"/>
         <w:pBdr>
-          <w:bottom w:val="single" w:sz="6" w:space="2" w:color="b4892c"/>
+          <w:bottom w:val="single" w:sz="6" w:space="2" w:color="c9c9c9"/>
         </w:pBdr>
       </w:pPr>
       <w:r>
         <w:rPr>
           <w:b/>
           <w:i w:val="0"/>
-          <w:color w:val="1B1915"/>
-          <w:sz w:val="22"/>
-        </w:rPr>
-        <w:t>KEY ACHIEVEMENTS</w:t>
-      </w:r>
-    </w:p>
-    <w:p>
-      <w:pPr>
-        <w:pStyle w:val="ListBullet"/>
-        <w:spacing w:before="0" w:after="20"/>
-      </w:pPr>
-      <w:r>
-        <w:rPr>
-          <w:b/>
-          <w:i w:val="0"/>
-          <w:color w:val="1B1915"/>
-          <w:sz w:val="19"/>
-        </w:rPr>
-        <w:t>Employee of the Year</w:t>
-      </w:r>
-      <w:r>
-        <w:rPr>
-          <w:b w:val="0"/>
-          <w:i w:val="0"/>
-          <w:color w:val="1B1915"/>
-          <w:sz w:val="19"/>
-        </w:rPr>
-        <w:t xml:space="preserve"> — 100haryt.com, 2024 — recognized for consistent, high-impact delivery and reliability.</w:t>
-      </w:r>
-    </w:p>
-    <w:p>
-      <w:pPr>
-        <w:spacing w:before="180" w:after="60"/>
-        <w:pBdr>
-          <w:bottom w:val="single" w:sz="6" w:space="2" w:color="b4892c"/>
-        </w:pBdr>
-      </w:pPr>
-      <w:r>
-        <w:rPr>
-          <w:b/>
-          <w:i w:val="0"/>
-          <w:color w:val="1B1915"/>
+          <w:color w:val="1A1A1A"/>
           <w:sz w:val="22"/>
         </w:rPr>
         <w:t>EDUCATION</w:t>
@@ -752,16 +686,16 @@
         <w:rPr>
           <w:b/>
           <w:i w:val="0"/>
-          <w:color w:val="1B1915"/>
+          <w:color w:val="1A1A1A"/>
           <w:sz w:val="20"/>
         </w:rPr>
-        <w:t xml:space="preserve">International Economics </w:t>
+        <w:t xml:space="preserve">BA, International Economics </w:t>
       </w:r>
       <w:r>
         <w:rPr>
           <w:b/>
           <w:i w:val="0"/>
-          <w:color w:val="8A6414"/>
+          <w:color w:val="333333"/>
           <w:sz w:val="20"/>
         </w:rPr>
         <w:t>— International University for the Humanities and Development</w:t>
@@ -775,7 +709,7 @@
         <w:rPr>
           <w:b w:val="0"/>
           <w:i/>
-          <w:color w:val="55504A"/>
+          <w:color w:val="555555"/>
           <w:sz w:val="17"/>
         </w:rPr>
         <w:t>Ashgabat, Turkmenistan · 2020 – 2025</w:t>
@@ -783,72 +717,19 @@
     </w:p>
     <w:p>
       <w:pPr>
-        <w:spacing w:before="180" w:after="60"/>
+        <w:spacing w:before="160" w:after="60"/>
         <w:pBdr>
-          <w:bottom w:val="single" w:sz="6" w:space="2" w:color="b4892c"/>
+          <w:bottom w:val="single" w:sz="6" w:space="2" w:color="c9c9c9"/>
         </w:pBdr>
       </w:pPr>
       <w:r>
         <w:rPr>
           <w:b/>
           <w:i w:val="0"/>
-          <w:color w:val="1B1915"/>
+          <w:color w:val="1A1A1A"/>
           <w:sz w:val="22"/>
         </w:rPr>
         <w:t>CERTIFICATIONS</w:t>
-      </w:r>
-    </w:p>
-    <w:p>
-      <w:pPr>
-        <w:pStyle w:val="ListBullet"/>
-        <w:spacing w:after="20" w:line="252" w:lineRule="auto"/>
-      </w:pPr>
-      <w:r>
-        <w:rPr>
-          <w:b/>
-          <w:sz w:val="19"/>
-        </w:rPr>
-        <w:t>EF SET English Certificate — C2 Proficient (86/100)</w:t>
-      </w:r>
-      <w:r>
-        <w:rPr>
-          <w:sz w:val="19"/>
-        </w:rPr>
-        <w:t xml:space="preserve"> — EF Standard English Test, Aug 2026 · </w:t>
-      </w:r>
-      <w:hyperlink r:id="rId13">
-        <w:r>
-          <w:rPr>
-            <w:color w:val="8A6414"/>
-            <w:u w:val="single"/>
-            <w:sz w:val="18"/>
-          </w:rPr>
-          <w:t xml:space="preserve">cert.efset.org/chQboN</w:t>
-        </w:r>
-      </w:hyperlink>
-    </w:p>
-    <w:p>
-      <w:pPr>
-        <w:pStyle w:val="ListBullet"/>
-        <w:spacing w:before="0" w:after="20"/>
-      </w:pPr>
-      <w:r>
-        <w:rPr>
-          <w:b/>
-          <w:i w:val="0"/>
-          <w:color w:val="1B1915"/>
-          <w:sz w:val="19"/>
-        </w:rPr>
-        <w:t>Foundations of Digital Marketing and E-commerce</w:t>
-      </w:r>
-      <w:r>
-        <w:rPr>
-          <w:b w:val="0"/>
-          <w:i w:val="0"/>
-          <w:color w:val="1B1915"/>
-          <w:sz w:val="19"/>
-        </w:rPr>
-        <w:t xml:space="preserve"> — Google, via Coursera (Jul 2026) · Credential ID 87MSN1234K9L</w:t>
       </w:r>
     </w:p>
     <w:p>
@@ -860,7 +741,65 @@
         <w:rPr>
           <w:b/>
           <w:i w:val="0"/>
-          <w:color w:val="1B1915"/>
+          <w:color w:val="1A1A1A"/>
+          <w:sz w:val="19"/>
+        </w:rPr>
+        <w:t>EF SET English Certificate — C2 Proficient (86/100)</w:t>
+      </w:r>
+      <w:r>
+        <w:rPr>
+          <w:b w:val="0"/>
+          <w:i w:val="0"/>
+          <w:color w:val="333333"/>
+          <w:sz w:val="19"/>
+        </w:rPr>
+        <w:t xml:space="preserve"> — EF Standard English Test, Aug 2026 · </w:t>
+      </w:r>
+      <w:hyperlink r:id="rId13">
+        <w:r>
+          <w:rPr>
+            <w:color w:val="12457A"/>
+            <w:u w:val="single"/>
+            <w:sz w:val="18"/>
+          </w:rPr>
+          <w:t xml:space="preserve">cert.efset.org/chQboN</w:t>
+        </w:r>
+      </w:hyperlink>
+    </w:p>
+    <w:p>
+      <w:pPr>
+        <w:pStyle w:val="ListBullet"/>
+        <w:spacing w:before="0" w:after="20" w:line="252" w:lineRule="auto"/>
+      </w:pPr>
+      <w:r>
+        <w:rPr>
+          <w:b/>
+          <w:i w:val="0"/>
+          <w:color w:val="333333"/>
+          <w:sz w:val="19"/>
+        </w:rPr>
+        <w:t>Foundations of Digital Marketing and E-commerce</w:t>
+      </w:r>
+      <w:r>
+        <w:rPr>
+          <w:b w:val="0"/>
+          <w:i w:val="0"/>
+          <w:color w:val="333333"/>
+          <w:sz w:val="19"/>
+        </w:rPr>
+        <w:t xml:space="preserve"> — Google, via Coursera (Jul 2026) · Credential ID 87MSN1234K9L</w:t>
+      </w:r>
+    </w:p>
+    <w:p>
+      <w:pPr>
+        <w:pStyle w:val="ListBullet"/>
+        <w:spacing w:before="0" w:after="20" w:line="252" w:lineRule="auto"/>
+      </w:pPr>
+      <w:r>
+        <w:rPr>
+          <w:b/>
+          <w:i w:val="0"/>
+          <w:color w:val="333333"/>
           <w:sz w:val="19"/>
         </w:rPr>
         <w:t>Digital Marketing</w:t>
@@ -869,7 +808,7 @@
         <w:rPr>
           <w:b w:val="0"/>
           <w:i w:val="0"/>
-          <w:color w:val="1B1915"/>
+          <w:color w:val="333333"/>
           <w:sz w:val="19"/>
         </w:rPr>
         <w:t xml:space="preserve"> — Illinois Tech, via Coursera (Jul 2026) · Credential ID Y6LUWHGLYZ0W</w:t>
@@ -878,13 +817,13 @@
     <w:p>
       <w:pPr>
         <w:pStyle w:val="ListBullet"/>
-        <w:spacing w:before="0" w:after="20"/>
+        <w:spacing w:before="0" w:after="20" w:line="252" w:lineRule="auto"/>
       </w:pPr>
       <w:r>
         <w:rPr>
           <w:b/>
           <w:i w:val="0"/>
-          <w:color w:val="1B1915"/>
+          <w:color w:val="333333"/>
           <w:sz w:val="19"/>
         </w:rPr>
         <w:t>Capstone Project: Digital Marketing and Growth Hacking</w:t>
@@ -893,7 +832,7 @@
         <w:rPr>
           <w:b w:val="0"/>
           <w:i w:val="0"/>
-          <w:color w:val="1B1915"/>
+          <w:color w:val="333333"/>
           <w:sz w:val="19"/>
         </w:rPr>
         <w:t xml:space="preserve"> — IBM, via Coursera (Jul 2026) · Credential ID KNU8XV50HUZX</w:t>
@@ -901,19 +840,42 @@
     </w:p>
     <w:p>
       <w:pPr>
-        <w:spacing w:before="180" w:after="60"/>
+        <w:spacing w:before="160" w:after="60"/>
         <w:pBdr>
-          <w:bottom w:val="single" w:sz="6" w:space="2" w:color="b4892c"/>
+          <w:bottom w:val="single" w:sz="6" w:space="2" w:color="c9c9c9"/>
         </w:pBdr>
       </w:pPr>
       <w:r>
         <w:rPr>
           <w:b/>
           <w:i w:val="0"/>
-          <w:color w:val="1B1915"/>
+          <w:color w:val="1A1A1A"/>
           <w:sz w:val="22"/>
         </w:rPr>
-        <w:t>TOOLS &amp; TECHNOLOGIES</w:t>
+        <w:t>TOOLS &amp; LANGUAGES</w:t>
+      </w:r>
+    </w:p>
+    <w:p>
+      <w:pPr>
+        <w:spacing w:before="0" w:after="20"/>
+      </w:pPr>
+      <w:r>
+        <w:rPr>
+          <w:b/>
+          <w:i w:val="0"/>
+          <w:color w:val="1A1A1A"/>
+          <w:sz w:val="19"/>
+        </w:rPr>
+        <w:t xml:space="preserve">Tools: </w:t>
+      </w:r>
+      <w:r>
+        <w:rPr>
+          <w:b w:val="0"/>
+          <w:i w:val="0"/>
+          <w:color w:val="333333"/>
+          <w:sz w:val="19"/>
+        </w:rPr>
+        <w:t>Adobe After Effects · Photoshop · Illustrator · Premiere Pro · Lightroom · Figma · Canva · n8n · Meta &amp; Google Ads</w:t>
       </w:r>
     </w:p>
     <w:p>
@@ -922,40 +884,18 @@
       </w:pPr>
       <w:r>
         <w:rPr>
-          <w:b w:val="0"/>
+          <w:b/>
           <w:i w:val="0"/>
-          <w:color w:val="1B1915"/>
+          <w:color w:val="1A1A1A"/>
           <w:sz w:val="19"/>
         </w:rPr>
-        <w:t>Adobe After Effects · Adobe Photoshop · Adobe Illustrator · Adobe Premiere Pro · Adobe Lightroom · Figma · Canva · n8n · Google Gemini</w:t>
+        <w:t xml:space="preserve">Languages: </w:t>
       </w:r>
-    </w:p>
-    <w:p>
-      <w:pPr>
-        <w:spacing w:before="180" w:after="60"/>
-        <w:pBdr>
-          <w:bottom w:val="single" w:sz="6" w:space="2" w:color="b4892c"/>
-        </w:pBdr>
-      </w:pPr>
-      <w:r>
-        <w:rPr>
-          <w:b/>
-          <w:i w:val="0"/>
-          <w:color w:val="1B1915"/>
-          <w:sz w:val="22"/>
-        </w:rPr>
-        <w:t>LANGUAGES</w:t>
-      </w:r>
-    </w:p>
-    <w:p>
-      <w:pPr>
-        <w:spacing w:before="0" w:after="40"/>
-      </w:pPr>
       <w:r>
         <w:rPr>
           <w:b w:val="0"/>
           <w:i w:val="0"/>
-          <w:color w:val="1B1915"/>
+          <w:color w:val="333333"/>
           <w:sz w:val="19"/>
         </w:rPr>
         <w:t>English — C2 Proficient (EF SET 86/100) · Turkmen — Native · Russian — Fluent · Turkish — Fluent</w:t>
@@ -963,7 +903,7 @@
     </w:p>
     <w:sectPr>
       <w:pgSz w:w="12240" w:h="15840"/>
-      <w:pgMar w:top="680" w:right="800" w:bottom="680" w:left="800" w:header="720" w:footer="720" w:gutter="0"/>
+      <w:pgMar w:top="720" w:right="840" w:bottom="600" w:left="840" w:header="720" w:footer="720" w:gutter="0"/>
       <w:cols w:space="720"/>
       <w:docGrid w:linePitch="360"/>
     </w:sectPr>
@@ -1336,7 +1276,7 @@
     <w:rsid w:val="00FC693F"/>
     <w:rPr>
       <w:rFonts w:ascii="Arial" w:hAnsi="Arial"/>
-      <w:color w:val="1B1915"/>
+      <w:color w:val="1A1A1A"/>
       <w:sz w:val="20"/>
     </w:rPr>
   </w:style>
